--- a/templates/shakti.docx
+++ b/templates/shakti.docx
@@ -492,30 +492,33 @@
           <w:rFonts w:ascii="Charis SIL" w:eastAsia="Times New Roman" w:hAnsi="Charis SIL" w:cs="Charis SIL"/>
           <w:b/>
         </w:rPr>
-        <w:t>{</w:t>
-      </w:r>
-      <w:proofErr w:type="gramStart"/>
+        <w:t>{phone}</w:t>
+      </w:r>
       <w:r>
         <w:rPr>
           <w:rFonts w:ascii="Charis SIL" w:eastAsia="Times New Roman" w:hAnsi="Charis SIL" w:cs="Charis SIL"/>
           <w:b/>
         </w:rPr>
-        <w:t>phone}</w:t>
-      </w:r>
-      <w:r>
+        <w:t xml:space="preserve">      </w:t>
+      </w:r>
+    </w:p>
+    <w:p>
+      <w:pPr>
+        <w:spacing w:before="103"/>
+        <w:ind w:left="278"/>
         <w:rPr>
           <w:rFonts w:ascii="Charis SIL" w:eastAsia="Times New Roman" w:hAnsi="Charis SIL" w:cs="Charis SIL"/>
           <w:b/>
         </w:rPr>
-        <w:t xml:space="preserve">   </w:t>
-      </w:r>
-      <w:proofErr w:type="gramEnd"/>
+      </w:pPr>
+      <w:bookmarkStart w:id="1" w:name="_GoBack"/>
+      <w:bookmarkEnd w:id="1"/>
       <w:r>
         <w:rPr>
           <w:rFonts w:ascii="Charis SIL" w:eastAsia="Times New Roman" w:hAnsi="Charis SIL" w:cs="Charis SIL"/>
           <w:b/>
         </w:rPr>
-        <w:t xml:space="preserve">   Email: </w:t>
+        <w:t xml:space="preserve">Email: </w:t>
       </w:r>
       <w:r>
         <w:rPr>
@@ -597,8 +600,8 @@
         <w:tblLook w:val="0600" w:firstRow="0" w:lastRow="0" w:firstColumn="0" w:lastColumn="0" w:noHBand="1" w:noVBand="1"/>
       </w:tblPr>
       <w:tblGrid>
-        <w:gridCol w:w="1942"/>
-        <w:gridCol w:w="4797"/>
+        <w:gridCol w:w="1160"/>
+        <w:gridCol w:w="5579"/>
         <w:gridCol w:w="3369"/>
       </w:tblGrid>
       <w:tr>
@@ -607,7 +610,7 @@
         </w:trPr>
         <w:tc>
           <w:tcPr>
-            <w:tcW w:w="1942" w:type="dxa"/>
+            <w:tcW w:w="1160" w:type="dxa"/>
             <w:tcBorders>
               <w:top w:val="single" w:sz="8" w:space="0" w:color="000000"/>
               <w:left w:val="single" w:sz="8" w:space="0" w:color="000000"/>
@@ -641,7 +644,7 @@
         </w:tc>
         <w:tc>
           <w:tcPr>
-            <w:tcW w:w="4797" w:type="dxa"/>
+            <w:tcW w:w="5579" w:type="dxa"/>
             <w:tcBorders>
               <w:top w:val="single" w:sz="8" w:space="0" w:color="000000"/>
               <w:left w:val="single" w:sz="8" w:space="0" w:color="000000"/>
@@ -714,7 +717,7 @@
         </w:trPr>
         <w:tc>
           <w:tcPr>
-            <w:tcW w:w="1942" w:type="dxa"/>
+            <w:tcW w:w="1160" w:type="dxa"/>
             <w:tcBorders>
               <w:top w:val="single" w:sz="8" w:space="0" w:color="000000"/>
               <w:left w:val="single" w:sz="8" w:space="0" w:color="000000"/>
@@ -742,7 +745,7 @@
         </w:tc>
         <w:tc>
           <w:tcPr>
-            <w:tcW w:w="4797" w:type="dxa"/>
+            <w:tcW w:w="5579" w:type="dxa"/>
             <w:tcBorders>
               <w:top w:val="single" w:sz="8" w:space="0" w:color="000000"/>
               <w:left w:val="single" w:sz="8" w:space="0" w:color="000000"/>
@@ -829,7 +832,7 @@
         </w:trPr>
         <w:tc>
           <w:tcPr>
-            <w:tcW w:w="1942" w:type="dxa"/>
+            <w:tcW w:w="1160" w:type="dxa"/>
             <w:tcBorders>
               <w:top w:val="single" w:sz="8" w:space="0" w:color="000000"/>
               <w:left w:val="single" w:sz="8" w:space="0" w:color="000000"/>
@@ -858,7 +861,7 @@
         </w:tc>
         <w:tc>
           <w:tcPr>
-            <w:tcW w:w="4797" w:type="dxa"/>
+            <w:tcW w:w="5579" w:type="dxa"/>
             <w:tcBorders>
               <w:top w:val="single" w:sz="8" w:space="0" w:color="000000"/>
               <w:left w:val="single" w:sz="8" w:space="0" w:color="000000"/>
@@ -945,7 +948,7 @@
         </w:trPr>
         <w:tc>
           <w:tcPr>
-            <w:tcW w:w="1942" w:type="dxa"/>
+            <w:tcW w:w="1160" w:type="dxa"/>
             <w:tcBorders>
               <w:top w:val="single" w:sz="8" w:space="0" w:color="000000"/>
               <w:left w:val="single" w:sz="8" w:space="0" w:color="000000"/>
@@ -973,7 +976,7 @@
         </w:tc>
         <w:tc>
           <w:tcPr>
-            <w:tcW w:w="4797" w:type="dxa"/>
+            <w:tcW w:w="5579" w:type="dxa"/>
             <w:tcBorders>
               <w:top w:val="single" w:sz="8" w:space="0" w:color="000000"/>
               <w:left w:val="single" w:sz="8" w:space="0" w:color="000000"/>
@@ -1060,7 +1063,7 @@
         </w:trPr>
         <w:tc>
           <w:tcPr>
-            <w:tcW w:w="1942" w:type="dxa"/>
+            <w:tcW w:w="1160" w:type="dxa"/>
             <w:tcBorders>
               <w:top w:val="single" w:sz="8" w:space="0" w:color="000000"/>
               <w:left w:val="single" w:sz="8" w:space="0" w:color="000000"/>
@@ -1088,7 +1091,7 @@
         </w:tc>
         <w:tc>
           <w:tcPr>
-            <w:tcW w:w="4797" w:type="dxa"/>
+            <w:tcW w:w="5579" w:type="dxa"/>
             <w:tcBorders>
               <w:top w:val="single" w:sz="8" w:space="0" w:color="000000"/>
               <w:left w:val="single" w:sz="8" w:space="0" w:color="000000"/>
@@ -1144,6 +1147,15 @@
                 <w:sz w:val="28"/>
                 <w:szCs w:val="28"/>
               </w:rPr>
+              <w:t>₹</w:t>
+            </w:r>
+            <w:r>
+              <w:rPr>
+                <w:rFonts w:ascii="Charis SIL" w:eastAsia="Times New Roman" w:hAnsi="Charis SIL" w:cs="Charis SIL"/>
+                <w:b/>
+                <w:sz w:val="28"/>
+                <w:szCs w:val="28"/>
+              </w:rPr>
               <w:t>{</w:t>
             </w:r>
             <w:proofErr w:type="spellStart"/>
@@ -1175,7 +1187,7 @@
         </w:trPr>
         <w:tc>
           <w:tcPr>
-            <w:tcW w:w="1942" w:type="dxa"/>
+            <w:tcW w:w="1160" w:type="dxa"/>
             <w:tcBorders>
               <w:top w:val="single" w:sz="8" w:space="0" w:color="000000"/>
               <w:left w:val="single" w:sz="8" w:space="0" w:color="000000"/>
@@ -1203,7 +1215,7 @@
         </w:tc>
         <w:tc>
           <w:tcPr>
-            <w:tcW w:w="4797" w:type="dxa"/>
+            <w:tcW w:w="5579" w:type="dxa"/>
             <w:tcBorders>
               <w:top w:val="single" w:sz="8" w:space="0" w:color="000000"/>
               <w:left w:val="single" w:sz="8" w:space="0" w:color="000000"/>
@@ -1266,11 +1278,11 @@
       </w:tr>
       <w:tr>
         <w:trPr>
-          <w:trHeight w:val="1122"/>
+          <w:trHeight w:val="360"/>
         </w:trPr>
         <w:tc>
           <w:tcPr>
-            <w:tcW w:w="1942" w:type="dxa"/>
+            <w:tcW w:w="1160" w:type="dxa"/>
             <w:tcBorders>
               <w:top w:val="single" w:sz="8" w:space="0" w:color="000000"/>
               <w:left w:val="single" w:sz="8" w:space="0" w:color="000000"/>
@@ -1298,7 +1310,289 @@
         </w:tc>
         <w:tc>
           <w:tcPr>
-            <w:tcW w:w="4797" w:type="dxa"/>
+            <w:tcW w:w="5579" w:type="dxa"/>
+            <w:tcBorders>
+              <w:top w:val="single" w:sz="8" w:space="0" w:color="000000"/>
+              <w:left w:val="single" w:sz="8" w:space="0" w:color="000000"/>
+              <w:bottom w:val="single" w:sz="8" w:space="0" w:color="000000"/>
+              <w:right w:val="single" w:sz="8" w:space="0" w:color="000000"/>
+            </w:tcBorders>
+            <w:shd w:val="clear" w:color="auto" w:fill="auto"/>
+          </w:tcPr>
+          <w:p>
+            <w:pPr>
+              <w:pStyle w:val="normal1"/>
+              <w:widowControl w:val="0"/>
+              <w:spacing w:line="240" w:lineRule="auto"/>
+              <w:rPr>
+                <w:rFonts w:ascii="Charis SIL" w:eastAsia="Times New Roman" w:hAnsi="Charis SIL" w:cs="Charis SIL"/>
+              </w:rPr>
+            </w:pPr>
+            <w:r>
+              <w:rPr>
+                <w:rFonts w:ascii="Times New Roman" w:eastAsia="Times New Roman" w:hAnsi="Times New Roman" w:cs="Times New Roman"/>
+                <w:sz w:val="24"/>
+                <w:szCs w:val="24"/>
+                <w:lang w:val="en-IN" w:eastAsia="en-IN"/>
+              </w:rPr>
+              <w:t>Base Price (Exclusive of GST)</w:t>
+            </w:r>
+          </w:p>
+        </w:tc>
+        <w:tc>
+          <w:tcPr>
+            <w:tcW w:w="3369" w:type="dxa"/>
+            <w:tcBorders>
+              <w:top w:val="single" w:sz="8" w:space="0" w:color="000000"/>
+              <w:left w:val="single" w:sz="8" w:space="0" w:color="000000"/>
+              <w:bottom w:val="single" w:sz="8" w:space="0" w:color="000000"/>
+              <w:right w:val="single" w:sz="8" w:space="0" w:color="000000"/>
+            </w:tcBorders>
+            <w:shd w:val="clear" w:color="auto" w:fill="auto"/>
+          </w:tcPr>
+          <w:p>
+            <w:pPr>
+              <w:rPr>
+                <w:rFonts w:ascii="Times New Roman" w:eastAsia="Times New Roman" w:hAnsi="Times New Roman" w:cs="Times New Roman"/>
+                <w:sz w:val="28"/>
+                <w:szCs w:val="28"/>
+                <w:lang w:val="en-IN" w:eastAsia="en-IN"/>
+              </w:rPr>
+            </w:pPr>
+            <w:r>
+              <w:rPr>
+                <w:rFonts w:ascii="Courier New" w:eastAsia="Times New Roman" w:hAnsi="Courier New" w:cs="Courier New"/>
+                <w:b/>
+                <w:bCs/>
+                <w:sz w:val="28"/>
+                <w:szCs w:val="28"/>
+                <w:lang w:val="en-IN" w:eastAsia="en-IN"/>
+              </w:rPr>
+              <w:t>₹</w:t>
+            </w:r>
+            <w:r>
+              <w:rPr>
+                <w:rFonts w:ascii="Courier New" w:eastAsia="Times New Roman" w:hAnsi="Courier New" w:cs="Courier New"/>
+                <w:b/>
+                <w:bCs/>
+                <w:sz w:val="28"/>
+                <w:szCs w:val="28"/>
+                <w:lang w:val="en-IN" w:eastAsia="en-IN"/>
+              </w:rPr>
+              <w:t>{</w:t>
+            </w:r>
+            <w:proofErr w:type="spellStart"/>
+            <w:r>
+              <w:rPr>
+                <w:rFonts w:ascii="Courier New" w:eastAsia="Times New Roman" w:hAnsi="Courier New" w:cs="Courier New"/>
+                <w:b/>
+                <w:bCs/>
+                <w:sz w:val="28"/>
+                <w:szCs w:val="28"/>
+                <w:lang w:val="en-IN" w:eastAsia="en-IN"/>
+              </w:rPr>
+              <w:t>base_price</w:t>
+            </w:r>
+            <w:proofErr w:type="spellEnd"/>
+            <w:r>
+              <w:rPr>
+                <w:rFonts w:ascii="Courier New" w:eastAsia="Times New Roman" w:hAnsi="Courier New" w:cs="Courier New"/>
+                <w:b/>
+                <w:bCs/>
+                <w:sz w:val="28"/>
+                <w:szCs w:val="28"/>
+                <w:lang w:val="en-IN" w:eastAsia="en-IN"/>
+              </w:rPr>
+              <w:t>}</w:t>
+            </w:r>
+          </w:p>
+          <w:p>
+            <w:pPr>
+              <w:pStyle w:val="normal1"/>
+              <w:widowControl w:val="0"/>
+              <w:spacing w:line="240" w:lineRule="auto"/>
+              <w:rPr>
+                <w:rFonts w:ascii="Charis SIL" w:eastAsia="Times New Roman" w:hAnsi="Charis SIL" w:cs="Charis SIL"/>
+                <w:b/>
+                <w:sz w:val="28"/>
+                <w:szCs w:val="28"/>
+              </w:rPr>
+            </w:pPr>
+          </w:p>
+        </w:tc>
+      </w:tr>
+      <w:tr>
+        <w:trPr>
+          <w:trHeight w:val="360"/>
+        </w:trPr>
+        <w:tc>
+          <w:tcPr>
+            <w:tcW w:w="1160" w:type="dxa"/>
+            <w:tcBorders>
+              <w:top w:val="single" w:sz="8" w:space="0" w:color="000000"/>
+              <w:left w:val="single" w:sz="8" w:space="0" w:color="000000"/>
+              <w:bottom w:val="single" w:sz="8" w:space="0" w:color="000000"/>
+              <w:right w:val="single" w:sz="8" w:space="0" w:color="000000"/>
+            </w:tcBorders>
+            <w:shd w:val="clear" w:color="auto" w:fill="auto"/>
+          </w:tcPr>
+          <w:p>
+            <w:pPr>
+              <w:pStyle w:val="normal1"/>
+              <w:widowControl w:val="0"/>
+              <w:spacing w:line="240" w:lineRule="auto"/>
+              <w:rPr>
+                <w:rFonts w:ascii="Charis SIL" w:eastAsia="Times New Roman" w:hAnsi="Charis SIL" w:cs="Charis SIL"/>
+              </w:rPr>
+            </w:pPr>
+            <w:r>
+              <w:rPr>
+                <w:rFonts w:ascii="Charis SIL" w:eastAsia="Times New Roman" w:hAnsi="Charis SIL" w:cs="Charis SIL"/>
+              </w:rPr>
+              <w:t>7</w:t>
+            </w:r>
+          </w:p>
+        </w:tc>
+        <w:tc>
+          <w:tcPr>
+            <w:tcW w:w="5579" w:type="dxa"/>
+            <w:tcBorders>
+              <w:top w:val="single" w:sz="8" w:space="0" w:color="000000"/>
+              <w:left w:val="single" w:sz="8" w:space="0" w:color="000000"/>
+              <w:bottom w:val="single" w:sz="8" w:space="0" w:color="000000"/>
+              <w:right w:val="single" w:sz="8" w:space="0" w:color="000000"/>
+            </w:tcBorders>
+            <w:shd w:val="clear" w:color="auto" w:fill="auto"/>
+          </w:tcPr>
+          <w:p>
+            <w:pPr>
+              <w:pStyle w:val="normal1"/>
+              <w:widowControl w:val="0"/>
+              <w:spacing w:line="240" w:lineRule="auto"/>
+              <w:rPr>
+                <w:rFonts w:ascii="Times New Roman" w:eastAsia="Times New Roman" w:hAnsi="Times New Roman" w:cs="Times New Roman"/>
+                <w:sz w:val="24"/>
+                <w:szCs w:val="24"/>
+                <w:lang w:val="en-IN" w:eastAsia="en-IN"/>
+              </w:rPr>
+            </w:pPr>
+            <w:r>
+              <w:rPr>
+                <w:rFonts w:ascii="Times New Roman" w:eastAsia="Times New Roman" w:hAnsi="Times New Roman" w:cs="Times New Roman"/>
+                <w:sz w:val="24"/>
+                <w:szCs w:val="24"/>
+                <w:lang w:val="en-IN" w:eastAsia="en-IN"/>
+              </w:rPr>
+              <w:t>GST @ 13.8%</w:t>
+            </w:r>
+          </w:p>
+        </w:tc>
+        <w:tc>
+          <w:tcPr>
+            <w:tcW w:w="3369" w:type="dxa"/>
+            <w:tcBorders>
+              <w:top w:val="single" w:sz="8" w:space="0" w:color="000000"/>
+              <w:left w:val="single" w:sz="8" w:space="0" w:color="000000"/>
+              <w:bottom w:val="single" w:sz="8" w:space="0" w:color="000000"/>
+              <w:right w:val="single" w:sz="8" w:space="0" w:color="000000"/>
+            </w:tcBorders>
+            <w:shd w:val="clear" w:color="auto" w:fill="auto"/>
+          </w:tcPr>
+          <w:p>
+            <w:pPr>
+              <w:rPr>
+                <w:rFonts w:ascii="Courier New" w:eastAsia="Times New Roman" w:hAnsi="Courier New" w:cs="Courier New"/>
+                <w:b/>
+                <w:bCs/>
+                <w:sz w:val="28"/>
+                <w:szCs w:val="28"/>
+                <w:lang w:val="en-IN" w:eastAsia="en-IN"/>
+              </w:rPr>
+            </w:pPr>
+            <w:r>
+              <w:rPr>
+                <w:rFonts w:ascii="Courier New" w:eastAsia="Times New Roman" w:hAnsi="Courier New" w:cs="Courier New"/>
+                <w:b/>
+                <w:bCs/>
+                <w:sz w:val="28"/>
+                <w:szCs w:val="28"/>
+                <w:lang w:val="en-IN" w:eastAsia="en-IN"/>
+              </w:rPr>
+              <w:t>₹</w:t>
+            </w:r>
+            <w:r>
+              <w:rPr>
+                <w:rFonts w:ascii="Courier New" w:eastAsia="Times New Roman" w:hAnsi="Courier New" w:cs="Courier New"/>
+                <w:b/>
+                <w:bCs/>
+                <w:sz w:val="28"/>
+                <w:szCs w:val="28"/>
+                <w:lang w:val="en-IN" w:eastAsia="en-IN"/>
+              </w:rPr>
+              <w:t>{</w:t>
+            </w:r>
+            <w:proofErr w:type="spellStart"/>
+            <w:r>
+              <w:rPr>
+                <w:rFonts w:ascii="Courier New" w:eastAsia="Times New Roman" w:hAnsi="Courier New" w:cs="Courier New"/>
+                <w:b/>
+                <w:bCs/>
+                <w:sz w:val="28"/>
+                <w:szCs w:val="28"/>
+                <w:lang w:val="en-IN" w:eastAsia="en-IN"/>
+              </w:rPr>
+              <w:t>gst_amount</w:t>
+            </w:r>
+            <w:proofErr w:type="spellEnd"/>
+            <w:r>
+              <w:rPr>
+                <w:rFonts w:ascii="Courier New" w:eastAsia="Times New Roman" w:hAnsi="Courier New" w:cs="Courier New"/>
+                <w:b/>
+                <w:bCs/>
+                <w:sz w:val="28"/>
+                <w:szCs w:val="28"/>
+                <w:lang w:val="en-IN" w:eastAsia="en-IN"/>
+              </w:rPr>
+              <w:t>}</w:t>
+            </w:r>
+          </w:p>
+        </w:tc>
+      </w:tr>
+      <w:tr>
+        <w:trPr>
+          <w:trHeight w:val="1122"/>
+        </w:trPr>
+        <w:tc>
+          <w:tcPr>
+            <w:tcW w:w="1160" w:type="dxa"/>
+            <w:tcBorders>
+              <w:top w:val="single" w:sz="8" w:space="0" w:color="000000"/>
+              <w:left w:val="single" w:sz="8" w:space="0" w:color="000000"/>
+              <w:bottom w:val="single" w:sz="8" w:space="0" w:color="000000"/>
+              <w:right w:val="single" w:sz="8" w:space="0" w:color="000000"/>
+            </w:tcBorders>
+            <w:shd w:val="clear" w:color="auto" w:fill="auto"/>
+          </w:tcPr>
+          <w:p>
+            <w:pPr>
+              <w:pStyle w:val="normal1"/>
+              <w:widowControl w:val="0"/>
+              <w:spacing w:line="240" w:lineRule="auto"/>
+              <w:rPr>
+                <w:rFonts w:ascii="Charis SIL" w:eastAsia="Times New Roman" w:hAnsi="Charis SIL" w:cs="Charis SIL"/>
+              </w:rPr>
+            </w:pPr>
+            <w:r>
+              <w:rPr>
+                <w:rFonts w:ascii="Charis SIL" w:eastAsia="Times New Roman" w:hAnsi="Charis SIL" w:cs="Charis SIL"/>
+              </w:rPr>
+              <w:t>8</w:t>
+            </w:r>
+          </w:p>
+        </w:tc>
+        <w:tc>
+          <w:tcPr>
+            <w:tcW w:w="5579" w:type="dxa"/>
             <w:tcBorders>
               <w:top w:val="single" w:sz="8" w:space="0" w:color="000000"/>
               <w:left w:val="single" w:sz="8" w:space="0" w:color="000000"/>
@@ -1319,21 +1613,15 @@
             </w:pPr>
             <w:r>
               <w:rPr>
-                <w:rFonts w:ascii="Charis SIL" w:eastAsia="Times New Roman" w:hAnsi="Charis SIL" w:cs="Charis SIL"/>
+                <w:rFonts w:ascii="Times New Roman" w:eastAsia="Times New Roman" w:hAnsi="Times New Roman" w:cs="Times New Roman"/>
                 <w:b/>
+                <w:bCs/>
+                <w:sz w:val="24"/>
+                <w:szCs w:val="24"/>
+                <w:lang w:val="en-IN" w:eastAsia="en-IN"/>
               </w:rPr>
-              <w:t>Total Amount (₹)</w:t>
+              <w:t>Total Amount (Inclusive of GST)</w:t>
             </w:r>
-          </w:p>
-          <w:p>
-            <w:pPr>
-              <w:pStyle w:val="normal1"/>
-              <w:widowControl w:val="0"/>
-              <w:spacing w:line="240" w:lineRule="auto"/>
-              <w:rPr>
-                <w:rFonts w:ascii="Charis SIL" w:eastAsia="Times New Roman" w:hAnsi="Charis SIL" w:cs="Charis SIL"/>
-              </w:rPr>
-            </w:pPr>
           </w:p>
         </w:tc>
         <w:tc>
@@ -1359,6 +1647,15 @@
                 <w:szCs w:val="28"/>
               </w:rPr>
             </w:pPr>
+            <w:r>
+              <w:rPr>
+                <w:rFonts w:ascii="Charis SIL" w:eastAsia="Times New Roman" w:hAnsi="Charis SIL" w:cs="Charis SIL"/>
+                <w:b/>
+                <w:sz w:val="28"/>
+                <w:szCs w:val="28"/>
+              </w:rPr>
+              <w:t>₹</w:t>
+            </w:r>
             <w:r>
               <w:rPr>
                 <w:rFonts w:ascii="Charis SIL" w:eastAsia="Times New Roman" w:hAnsi="Charis SIL" w:cs="Charis SIL"/>
@@ -1440,17 +1737,7 @@
           <w:sz w:val="28"/>
           <w:szCs w:val="28"/>
         </w:rPr>
-        <w:t>}</w:t>
-      </w:r>
-      <w:bookmarkStart w:id="1" w:name="_GoBack"/>
-      <w:bookmarkEnd w:id="1"/>
-      <w:r>
-        <w:rPr>
-          <w:rFonts w:ascii="Charis SIL" w:eastAsia="Times New Roman" w:hAnsi="Charis SIL" w:cs="Charis SIL"/>
-          <w:sz w:val="28"/>
-          <w:szCs w:val="28"/>
-        </w:rPr>
-        <w:t xml:space="preserve"> </w:t>
+        <w:t xml:space="preserve">} </w:t>
       </w:r>
       <w:bookmarkStart w:id="2" w:name="_say4wlul6acm"/>
       <w:bookmarkEnd w:id="2"/>
@@ -2090,6 +2377,7 @@
           <w:b/>
           <w:sz w:val="20"/>
         </w:rPr>
+        <w:lastRenderedPageBreak/>
         <w:t xml:space="preserve">      </w:t>
       </w:r>
       <w:r>
@@ -2652,7 +2940,6 @@
           <w:spacing w:val="-3"/>
           <w:u w:val="thick"/>
         </w:rPr>
-        <w:lastRenderedPageBreak/>
         <w:t>TERMS</w:t>
       </w:r>
       <w:r>
@@ -2865,7 +3152,7 @@
           <w:spacing w:val="-4"/>
           <w:sz w:val="20"/>
         </w:rPr>
-        <w:t>Tata</w:t>
+        <w:t>Shakti</w:t>
       </w:r>
       <w:r>
         <w:rPr>
@@ -6729,7 +7016,7 @@
             </wp:anchor>
           </w:drawing>
         </mc:Choice>
-        <mc:Fallback xmlns:w16sdtfl="http://schemas.microsoft.com/office/word/2024/wordml/sdtformatlock" xmlns:w16sdtdh="http://schemas.microsoft.com/office/word/2020/wordml/sdtdatahash" xmlns:w16du="http://schemas.microsoft.com/office/word/2023/wordml/word16du" xmlns:w16="http://schemas.microsoft.com/office/word/2018/wordml" xmlns:w16cex="http://schemas.microsoft.com/office/word/2018/wordml/cex" xmlns:oel="http://schemas.microsoft.com/office/2019/extlst">
+        <mc:Fallback xmlns:oel="http://schemas.microsoft.com/office/2019/extlst" xmlns:w16cex="http://schemas.microsoft.com/office/word/2018/wordml/cex" xmlns:w16="http://schemas.microsoft.com/office/word/2018/wordml" xmlns:w16du="http://schemas.microsoft.com/office/word/2023/wordml/word16du" xmlns:w16sdtdh="http://schemas.microsoft.com/office/word/2020/wordml/sdtdatahash" xmlns:w16sdtfl="http://schemas.microsoft.com/office/word/2024/wordml/sdtformatlock">
           <w:pict>
             <v:rect w14:anchorId="060E2CF2" id="Rectangle 2" o:spid="_x0000_s1026" style="position:absolute;margin-left:0;margin-top:76.45pt;width:534pt;height:7.15pt;z-index:-15971840;visibility:visible;mso-wrap-style:square;mso-width-percent:0;mso-height-percent:0;mso-wrap-distance-left:9pt;mso-wrap-distance-top:0;mso-wrap-distance-right:9pt;mso-wrap-distance-bottom:0;mso-position-horizontal:center;mso-position-horizontal-relative:page;mso-position-vertical:absolute;mso-position-vertical-relative:page;mso-width-percent:0;mso-height-percent:0;mso-width-relative:page;mso-height-relative:page;v-text-anchor:top" o:gfxdata="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" fillcolor="#eb792c" stroked="f">
               <w10:wrap anchorx="page" anchory="page"/>
@@ -7848,6 +8135,24 @@
       <w:bCs/>
     </w:rPr>
   </w:style>
+  <w:style w:type="character" w:styleId="HTMLCode">
+    <w:name w:val="HTML Code"/>
+    <w:basedOn w:val="DefaultParagraphFont"/>
+    <w:uiPriority w:val="99"/>
+    <w:semiHidden/>
+    <w:unhideWhenUsed/>
+    <w:rsid w:val="00423300"/>
+    <w:rPr>
+      <w:rFonts w:ascii="Courier New" w:eastAsia="Times New Roman" w:hAnsi="Courier New" w:cs="Courier New"/>
+      <w:sz w:val="20"/>
+      <w:szCs w:val="20"/>
+    </w:rPr>
+  </w:style>
+  <w:style w:type="character" w:customStyle="1" w:styleId="export-sheets-button">
+    <w:name w:val="export-sheets-button"/>
+    <w:basedOn w:val="DefaultParagraphFont"/>
+    <w:rsid w:val="00423300"/>
+  </w:style>
 </w:styles>
 </file>
 
@@ -8139,7 +8444,7 @@
 </file>
 
 <file path=customXml/itemProps1.xml><?xml version="1.0" encoding="utf-8"?>
-<ds:datastoreItem xmlns:ds="http://schemas.openxmlformats.org/officeDocument/2006/customXml" ds:itemID="{9C3F6D3E-E7C3-4EBA-B8ED-11690DF59113}">
+<ds:datastoreItem xmlns:ds="http://schemas.openxmlformats.org/officeDocument/2006/customXml" ds:itemID="{63F25F46-2BF2-47A9-ADA5-DA9B569D16A4}">
   <ds:schemaRefs>
     <ds:schemaRef ds:uri="http://schemas.openxmlformats.org/officeDocument/2006/bibliography"/>
   </ds:schemaRefs>

--- a/templates/shakti.docx
+++ b/templates/shakti.docx
@@ -511,8 +511,6 @@
           <w:b/>
         </w:rPr>
       </w:pPr>
-      <w:bookmarkStart w:id="1" w:name="_GoBack"/>
-      <w:bookmarkEnd w:id="1"/>
       <w:r>
         <w:rPr>
           <w:rFonts w:ascii="Charis SIL" w:eastAsia="Times New Roman" w:hAnsi="Charis SIL" w:cs="Charis SIL"/>
@@ -1483,7 +1481,25 @@
                 <w:szCs w:val="24"/>
                 <w:lang w:val="en-IN" w:eastAsia="en-IN"/>
               </w:rPr>
-              <w:t>GST @ 13.8%</w:t>
+              <w:t xml:space="preserve">GST @ </w:t>
+            </w:r>
+            <w:r>
+              <w:rPr>
+                <w:rFonts w:ascii="Times New Roman" w:eastAsia="Times New Roman" w:hAnsi="Times New Roman" w:cs="Times New Roman"/>
+                <w:sz w:val="24"/>
+                <w:szCs w:val="24"/>
+                <w:lang w:val="en-IN" w:eastAsia="en-IN"/>
+              </w:rPr>
+              <w:t>8.9</w:t>
+            </w:r>
+            <w:r>
+              <w:rPr>
+                <w:rFonts w:ascii="Times New Roman" w:eastAsia="Times New Roman" w:hAnsi="Times New Roman" w:cs="Times New Roman"/>
+                <w:sz w:val="24"/>
+                <w:szCs w:val="24"/>
+                <w:lang w:val="en-IN" w:eastAsia="en-IN"/>
+              </w:rPr>
+              <w:t>%</w:t>
             </w:r>
           </w:p>
         </w:tc>
@@ -1739,8 +1755,8 @@
         </w:rPr>
         <w:t xml:space="preserve">} </w:t>
       </w:r>
-      <w:bookmarkStart w:id="2" w:name="_say4wlul6acm"/>
-      <w:bookmarkEnd w:id="2"/>
+      <w:bookmarkStart w:id="1" w:name="_say4wlul6acm"/>
+      <w:bookmarkEnd w:id="1"/>
       <w:r>
         <w:rPr>
           <w:rFonts w:ascii="Charis SIL" w:eastAsia="Times New Roman" w:hAnsi="Charis SIL" w:cs="Charis SIL"/>
@@ -1781,8 +1797,8 @@
           <w:szCs w:val="26"/>
         </w:rPr>
       </w:pPr>
-      <w:bookmarkStart w:id="3" w:name="_t64zxpyk63hu"/>
-      <w:bookmarkEnd w:id="3"/>
+      <w:bookmarkStart w:id="2" w:name="_t64zxpyk63hu"/>
+      <w:bookmarkEnd w:id="2"/>
       <w:r>
         <w:rPr>
           <w:rFonts w:ascii="Charis SIL" w:eastAsia="Times New Roman" w:hAnsi="Charis SIL" w:cs="Charis SIL"/>
@@ -2370,7 +2386,7 @@
           <w:rFonts w:ascii="Charis SIL" w:hAnsi="Charis SIL" w:cs="Charis SIL"/>
         </w:rPr>
       </w:pPr>
-      <w:bookmarkStart w:id="4" w:name="_Hlk206167258"/>
+      <w:bookmarkStart w:id="3" w:name="_Hlk206167258"/>
       <w:r>
         <w:rPr>
           <w:rFonts w:ascii="Charis SIL" w:hAnsi="Charis SIL" w:cs="Charis SIL"/>
@@ -2653,7 +2669,7 @@
         <w:tab/>
       </w:r>
     </w:p>
-    <w:bookmarkEnd w:id="4"/>
+    <w:bookmarkEnd w:id="3"/>
     <w:p>
       <w:pPr>
         <w:rPr>
@@ -2932,8 +2948,8 @@
           <w:rFonts w:ascii="Charis SIL" w:hAnsi="Charis SIL" w:cs="Charis SIL"/>
         </w:rPr>
       </w:pPr>
-      <w:bookmarkStart w:id="5" w:name="TERMS_AND_CONDITIONS:"/>
-      <w:bookmarkEnd w:id="5"/>
+      <w:bookmarkStart w:id="4" w:name="TERMS_AND_CONDITIONS:"/>
+      <w:bookmarkEnd w:id="4"/>
       <w:r>
         <w:rPr>
           <w:rFonts w:ascii="Charis SIL" w:hAnsi="Charis SIL" w:cs="Charis SIL"/>
@@ -3532,7 +3548,15 @@
           <w:spacing w:val="-1"/>
           <w:sz w:val="20"/>
         </w:rPr>
-        <w:t>12%</w:t>
+        <w:t>5</w:t>
+      </w:r>
+      <w:r>
+        <w:rPr>
+          <w:rFonts w:ascii="Charis SIL" w:hAnsi="Charis SIL" w:cs="Charis SIL"/>
+          <w:spacing w:val="-1"/>
+          <w:sz w:val="20"/>
+        </w:rPr>
+        <w:t>%</w:t>
       </w:r>
       <w:r>
         <w:rPr>
@@ -5741,10 +5765,10 @@
         </w:rPr>
         <w:t>warranty.</w:t>
       </w:r>
-      <w:bookmarkStart w:id="6" w:name="Highlights_of_the_Solar_Grid_Power_Plant"/>
-      <w:bookmarkStart w:id="7" w:name="Note:_The_above_mentioned_data_will_be_a"/>
+      <w:bookmarkStart w:id="5" w:name="Highlights_of_the_Solar_Grid_Power_Plant"/>
+      <w:bookmarkStart w:id="6" w:name="Note:_The_above_mentioned_data_will_be_a"/>
+      <w:bookmarkEnd w:id="5"/>
       <w:bookmarkEnd w:id="6"/>
-      <w:bookmarkEnd w:id="7"/>
     </w:p>
     <w:p>
       <w:pPr>
@@ -6015,7 +6039,7 @@
           <w:b/>
         </w:rPr>
       </w:pPr>
-      <w:bookmarkStart w:id="8" w:name="_Hlk206167725"/>
+      <w:bookmarkStart w:id="7" w:name="_Hlk206167725"/>
       <w:r>
         <w:rPr>
           <w:rFonts w:ascii="Charis SIL" w:hAnsi="Charis SIL" w:cs="Charis SIL"/>
@@ -6107,6 +6131,8 @@
           </wp:inline>
         </w:drawing>
       </w:r>
+      <w:bookmarkStart w:id="8" w:name="_GoBack"/>
+      <w:bookmarkEnd w:id="8"/>
     </w:p>
     <w:p>
       <w:pPr>
@@ -6144,7 +6170,7 @@
         <w:t>)</w:t>
       </w:r>
     </w:p>
-    <w:bookmarkEnd w:id="8"/>
+    <w:bookmarkEnd w:id="7"/>
     <w:p>
       <w:pPr>
         <w:pStyle w:val="BodyText"/>
@@ -7016,7 +7042,7 @@
             </wp:anchor>
           </w:drawing>
         </mc:Choice>
-        <mc:Fallback xmlns:oel="http://schemas.microsoft.com/office/2019/extlst" xmlns:w16cex="http://schemas.microsoft.com/office/word/2018/wordml/cex" xmlns:w16="http://schemas.microsoft.com/office/word/2018/wordml" xmlns:w16du="http://schemas.microsoft.com/office/word/2023/wordml/word16du" xmlns:w16sdtdh="http://schemas.microsoft.com/office/word/2020/wordml/sdtdatahash" xmlns:w16sdtfl="http://schemas.microsoft.com/office/word/2024/wordml/sdtformatlock">
+        <mc:Fallback xmlns:w16sdtfl="http://schemas.microsoft.com/office/word/2024/wordml/sdtformatlock" xmlns:w16sdtdh="http://schemas.microsoft.com/office/word/2020/wordml/sdtdatahash" xmlns:w16du="http://schemas.microsoft.com/office/word/2023/wordml/word16du" xmlns:w16="http://schemas.microsoft.com/office/word/2018/wordml" xmlns:w16cex="http://schemas.microsoft.com/office/word/2018/wordml/cex" xmlns:oel="http://schemas.microsoft.com/office/2019/extlst">
           <w:pict>
             <v:rect w14:anchorId="060E2CF2" id="Rectangle 2" o:spid="_x0000_s1026" style="position:absolute;margin-left:0;margin-top:76.45pt;width:534pt;height:7.15pt;z-index:-15971840;visibility:visible;mso-wrap-style:square;mso-width-percent:0;mso-height-percent:0;mso-wrap-distance-left:9pt;mso-wrap-distance-top:0;mso-wrap-distance-right:9pt;mso-wrap-distance-bottom:0;mso-position-horizontal:center;mso-position-horizontal-relative:page;mso-position-vertical:absolute;mso-position-vertical-relative:page;mso-width-percent:0;mso-height-percent:0;mso-width-relative:page;mso-height-relative:page;v-text-anchor:top" o:gfxdata="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" fillcolor="#eb792c" stroked="f">
               <w10:wrap anchorx="page" anchory="page"/>
@@ -8444,7 +8470,7 @@
 </file>
 
 <file path=customXml/itemProps1.xml><?xml version="1.0" encoding="utf-8"?>
-<ds:datastoreItem xmlns:ds="http://schemas.openxmlformats.org/officeDocument/2006/customXml" ds:itemID="{63F25F46-2BF2-47A9-ADA5-DA9B569D16A4}">
+<ds:datastoreItem xmlns:ds="http://schemas.openxmlformats.org/officeDocument/2006/customXml" ds:itemID="{792142D7-8096-4C50-B2AA-EE72E15F7365}">
   <ds:schemaRefs>
     <ds:schemaRef ds:uri="http://schemas.openxmlformats.org/officeDocument/2006/bibliography"/>
   </ds:schemaRefs>

--- a/templates/shakti.docx
+++ b/templates/shakti.docx
@@ -516,14 +516,7 @@
           <w:rFonts w:ascii="Charis SIL" w:eastAsia="Times New Roman" w:hAnsi="Charis SIL" w:cs="Charis SIL"/>
           <w:b/>
         </w:rPr>
-        <w:t xml:space="preserve">Email: </w:t>
-      </w:r>
-      <w:r>
-        <w:rPr>
-          <w:rFonts w:ascii="Charis SIL" w:eastAsia="Times New Roman" w:hAnsi="Charis SIL" w:cs="Charis SIL"/>
-          <w:b/>
-        </w:rPr>
-        <w:t>{email}</w:t>
+        <w:t>Email: {email}</w:t>
       </w:r>
     </w:p>
     <w:p>
@@ -1111,8 +1104,34 @@
               <w:rPr>
                 <w:rFonts w:ascii="Charis SIL" w:eastAsia="Times New Roman" w:hAnsi="Charis SIL" w:cs="Charis SIL"/>
               </w:rPr>
-              <w:t>Price/Watt (₹)</w:t>
+              <w:t>Price/</w:t>
             </w:r>
+            <w:r>
+              <w:rPr>
+                <w:rFonts w:ascii="Charis SIL" w:eastAsia="Times New Roman" w:hAnsi="Charis SIL" w:cs="Charis SIL"/>
+              </w:rPr>
+              <w:t>K</w:t>
+            </w:r>
+            <w:r>
+              <w:rPr>
+                <w:rFonts w:ascii="Charis SIL" w:eastAsia="Times New Roman" w:hAnsi="Charis SIL" w:cs="Charis SIL"/>
+              </w:rPr>
+              <w:t>W</w:t>
+            </w:r>
+            <w:r>
+              <w:rPr>
+                <w:rFonts w:ascii="Charis SIL" w:eastAsia="Times New Roman" w:hAnsi="Charis SIL" w:cs="Charis SIL"/>
+              </w:rPr>
+              <w:t>P</w:t>
+            </w:r>
+            <w:r>
+              <w:rPr>
+                <w:rFonts w:ascii="Charis SIL" w:eastAsia="Times New Roman" w:hAnsi="Charis SIL" w:cs="Charis SIL"/>
+              </w:rPr>
+              <w:t xml:space="preserve"> (₹)</w:t>
+            </w:r>
+            <w:bookmarkStart w:id="1" w:name="_GoBack"/>
+            <w:bookmarkEnd w:id="1"/>
           </w:p>
         </w:tc>
         <w:tc>
@@ -1149,8 +1168,9 @@
             </w:r>
             <w:r>
               <w:rPr>
-                <w:rFonts w:ascii="Charis SIL" w:eastAsia="Times New Roman" w:hAnsi="Charis SIL" w:cs="Charis SIL"/>
+                <w:rFonts w:ascii="Charis SIL" w:hAnsi="Charis SIL" w:cs="Charis SIL"/>
                 <w:b/>
+                <w:bCs/>
                 <w:sz w:val="28"/>
                 <w:szCs w:val="28"/>
               </w:rPr>
@@ -1159,18 +1179,20 @@
             <w:proofErr w:type="spellStart"/>
             <w:r>
               <w:rPr>
-                <w:rFonts w:ascii="Charis SIL" w:eastAsia="Times New Roman" w:hAnsi="Charis SIL" w:cs="Charis SIL"/>
+                <w:rFonts w:ascii="Charis SIL" w:hAnsi="Charis SIL" w:cs="Charis SIL"/>
                 <w:b/>
+                <w:bCs/>
                 <w:sz w:val="28"/>
                 <w:szCs w:val="28"/>
               </w:rPr>
-              <w:t>price_per_watt</w:t>
+              <w:t>price_per_kwp</w:t>
             </w:r>
             <w:proofErr w:type="spellEnd"/>
             <w:r>
               <w:rPr>
-                <w:rFonts w:ascii="Charis SIL" w:eastAsia="Times New Roman" w:hAnsi="Charis SIL" w:cs="Charis SIL"/>
+                <w:rFonts w:ascii="Charis SIL" w:hAnsi="Charis SIL" w:cs="Charis SIL"/>
                 <w:b/>
+                <w:bCs/>
                 <w:sz w:val="28"/>
                 <w:szCs w:val="28"/>
               </w:rPr>
@@ -1328,7 +1350,7 @@
             </w:pPr>
             <w:r>
               <w:rPr>
-                <w:rFonts w:ascii="Times New Roman" w:eastAsia="Times New Roman" w:hAnsi="Times New Roman" w:cs="Times New Roman"/>
+                <w:rFonts w:ascii="Charis SIL" w:eastAsia="Times New Roman" w:hAnsi="Charis SIL" w:cs="Charis SIL"/>
                 <w:sz w:val="24"/>
                 <w:szCs w:val="24"/>
                 <w:lang w:val="en-IN" w:eastAsia="en-IN"/>
@@ -1351,7 +1373,7 @@
           <w:p>
             <w:pPr>
               <w:rPr>
-                <w:rFonts w:ascii="Times New Roman" w:eastAsia="Times New Roman" w:hAnsi="Times New Roman" w:cs="Times New Roman"/>
+                <w:rFonts w:ascii="Charis SIL" w:eastAsia="Times New Roman" w:hAnsi="Charis SIL" w:cs="Charis SIL"/>
                 <w:sz w:val="28"/>
                 <w:szCs w:val="28"/>
                 <w:lang w:val="en-IN" w:eastAsia="en-IN"/>
@@ -1359,7 +1381,7 @@
             </w:pPr>
             <w:r>
               <w:rPr>
-                <w:rFonts w:ascii="Courier New" w:eastAsia="Times New Roman" w:hAnsi="Courier New" w:cs="Courier New"/>
+                <w:rFonts w:ascii="Charis SIL" w:eastAsia="Times New Roman" w:hAnsi="Charis SIL" w:cs="Charis SIL"/>
                 <w:b/>
                 <w:bCs/>
                 <w:sz w:val="28"/>
@@ -1370,7 +1392,7 @@
             </w:r>
             <w:r>
               <w:rPr>
-                <w:rFonts w:ascii="Courier New" w:eastAsia="Times New Roman" w:hAnsi="Courier New" w:cs="Courier New"/>
+                <w:rFonts w:ascii="Charis SIL" w:eastAsia="Times New Roman" w:hAnsi="Charis SIL" w:cs="Charis SIL"/>
                 <w:b/>
                 <w:bCs/>
                 <w:sz w:val="28"/>
@@ -1382,7 +1404,7 @@
             <w:proofErr w:type="spellStart"/>
             <w:r>
               <w:rPr>
-                <w:rFonts w:ascii="Courier New" w:eastAsia="Times New Roman" w:hAnsi="Courier New" w:cs="Courier New"/>
+                <w:rFonts w:ascii="Charis SIL" w:eastAsia="Times New Roman" w:hAnsi="Charis SIL" w:cs="Charis SIL"/>
                 <w:b/>
                 <w:bCs/>
                 <w:sz w:val="28"/>
@@ -1394,7 +1416,7 @@
             <w:proofErr w:type="spellEnd"/>
             <w:r>
               <w:rPr>
-                <w:rFonts w:ascii="Courier New" w:eastAsia="Times New Roman" w:hAnsi="Courier New" w:cs="Courier New"/>
+                <w:rFonts w:ascii="Charis SIL" w:eastAsia="Times New Roman" w:hAnsi="Charis SIL" w:cs="Charis SIL"/>
                 <w:b/>
                 <w:bCs/>
                 <w:sz w:val="28"/>
@@ -1468,7 +1490,7 @@
               <w:widowControl w:val="0"/>
               <w:spacing w:line="240" w:lineRule="auto"/>
               <w:rPr>
-                <w:rFonts w:ascii="Times New Roman" w:eastAsia="Times New Roman" w:hAnsi="Times New Roman" w:cs="Times New Roman"/>
+                <w:rFonts w:ascii="Charis SIL" w:eastAsia="Times New Roman" w:hAnsi="Charis SIL" w:cs="Charis SIL"/>
                 <w:sz w:val="24"/>
                 <w:szCs w:val="24"/>
                 <w:lang w:val="en-IN" w:eastAsia="en-IN"/>
@@ -1476,7 +1498,7 @@
             </w:pPr>
             <w:r>
               <w:rPr>
-                <w:rFonts w:ascii="Times New Roman" w:eastAsia="Times New Roman" w:hAnsi="Times New Roman" w:cs="Times New Roman"/>
+                <w:rFonts w:ascii="Charis SIL" w:eastAsia="Times New Roman" w:hAnsi="Charis SIL" w:cs="Charis SIL"/>
                 <w:sz w:val="24"/>
                 <w:szCs w:val="24"/>
                 <w:lang w:val="en-IN" w:eastAsia="en-IN"/>
@@ -1485,7 +1507,7 @@
             </w:r>
             <w:r>
               <w:rPr>
-                <w:rFonts w:ascii="Times New Roman" w:eastAsia="Times New Roman" w:hAnsi="Times New Roman" w:cs="Times New Roman"/>
+                <w:rFonts w:ascii="Charis SIL" w:eastAsia="Times New Roman" w:hAnsi="Charis SIL" w:cs="Charis SIL"/>
                 <w:sz w:val="24"/>
                 <w:szCs w:val="24"/>
                 <w:lang w:val="en-IN" w:eastAsia="en-IN"/>
@@ -1494,7 +1516,7 @@
             </w:r>
             <w:r>
               <w:rPr>
-                <w:rFonts w:ascii="Times New Roman" w:eastAsia="Times New Roman" w:hAnsi="Times New Roman" w:cs="Times New Roman"/>
+                <w:rFonts w:ascii="Charis SIL" w:eastAsia="Times New Roman" w:hAnsi="Charis SIL" w:cs="Charis SIL"/>
                 <w:sz w:val="24"/>
                 <w:szCs w:val="24"/>
                 <w:lang w:val="en-IN" w:eastAsia="en-IN"/>
@@ -1517,7 +1539,7 @@
           <w:p>
             <w:pPr>
               <w:rPr>
-                <w:rFonts w:ascii="Courier New" w:eastAsia="Times New Roman" w:hAnsi="Courier New" w:cs="Courier New"/>
+                <w:rFonts w:ascii="Charis SIL" w:eastAsia="Times New Roman" w:hAnsi="Charis SIL" w:cs="Charis SIL"/>
                 <w:b/>
                 <w:bCs/>
                 <w:sz w:val="28"/>
@@ -1527,7 +1549,7 @@
             </w:pPr>
             <w:r>
               <w:rPr>
-                <w:rFonts w:ascii="Courier New" w:eastAsia="Times New Roman" w:hAnsi="Courier New" w:cs="Courier New"/>
+                <w:rFonts w:ascii="Charis SIL" w:eastAsia="Times New Roman" w:hAnsi="Charis SIL" w:cs="Charis SIL"/>
                 <w:b/>
                 <w:bCs/>
                 <w:sz w:val="28"/>
@@ -1538,7 +1560,7 @@
             </w:r>
             <w:r>
               <w:rPr>
-                <w:rFonts w:ascii="Courier New" w:eastAsia="Times New Roman" w:hAnsi="Courier New" w:cs="Courier New"/>
+                <w:rFonts w:ascii="Charis SIL" w:eastAsia="Times New Roman" w:hAnsi="Charis SIL" w:cs="Charis SIL"/>
                 <w:b/>
                 <w:bCs/>
                 <w:sz w:val="28"/>
@@ -1550,7 +1572,7 @@
             <w:proofErr w:type="spellStart"/>
             <w:r>
               <w:rPr>
-                <w:rFonts w:ascii="Courier New" w:eastAsia="Times New Roman" w:hAnsi="Courier New" w:cs="Courier New"/>
+                <w:rFonts w:ascii="Charis SIL" w:eastAsia="Times New Roman" w:hAnsi="Charis SIL" w:cs="Charis SIL"/>
                 <w:b/>
                 <w:bCs/>
                 <w:sz w:val="28"/>
@@ -1562,7 +1584,7 @@
             <w:proofErr w:type="spellEnd"/>
             <w:r>
               <w:rPr>
-                <w:rFonts w:ascii="Courier New" w:eastAsia="Times New Roman" w:hAnsi="Courier New" w:cs="Courier New"/>
+                <w:rFonts w:ascii="Charis SIL" w:eastAsia="Times New Roman" w:hAnsi="Charis SIL" w:cs="Charis SIL"/>
                 <w:b/>
                 <w:bCs/>
                 <w:sz w:val="28"/>
@@ -1629,7 +1651,7 @@
             </w:pPr>
             <w:r>
               <w:rPr>
-                <w:rFonts w:ascii="Times New Roman" w:eastAsia="Times New Roman" w:hAnsi="Times New Roman" w:cs="Times New Roman"/>
+                <w:rFonts w:ascii="Charis SIL" w:eastAsia="Times New Roman" w:hAnsi="Charis SIL" w:cs="Charis SIL"/>
                 <w:b/>
                 <w:bCs/>
                 <w:sz w:val="24"/>
@@ -1755,8 +1777,8 @@
         </w:rPr>
         <w:t xml:space="preserve">} </w:t>
       </w:r>
-      <w:bookmarkStart w:id="1" w:name="_say4wlul6acm"/>
-      <w:bookmarkEnd w:id="1"/>
+      <w:bookmarkStart w:id="2" w:name="_say4wlul6acm"/>
+      <w:bookmarkEnd w:id="2"/>
       <w:r>
         <w:rPr>
           <w:rFonts w:ascii="Charis SIL" w:eastAsia="Times New Roman" w:hAnsi="Charis SIL" w:cs="Charis SIL"/>
@@ -1797,8 +1819,8 @@
           <w:szCs w:val="26"/>
         </w:rPr>
       </w:pPr>
-      <w:bookmarkStart w:id="2" w:name="_t64zxpyk63hu"/>
-      <w:bookmarkEnd w:id="2"/>
+      <w:bookmarkStart w:id="3" w:name="_t64zxpyk63hu"/>
+      <w:bookmarkEnd w:id="3"/>
       <w:r>
         <w:rPr>
           <w:rFonts w:ascii="Charis SIL" w:eastAsia="Times New Roman" w:hAnsi="Charis SIL" w:cs="Charis SIL"/>
@@ -2263,6 +2285,7 @@
           <w:b/>
           <w:spacing w:val="-1"/>
         </w:rPr>
+        <w:lastRenderedPageBreak/>
         <w:t>Central</w:t>
       </w:r>
       <w:r>
@@ -2386,14 +2409,13 @@
           <w:rFonts w:ascii="Charis SIL" w:hAnsi="Charis SIL" w:cs="Charis SIL"/>
         </w:rPr>
       </w:pPr>
-      <w:bookmarkStart w:id="3" w:name="_Hlk206167258"/>
-      <w:r>
-        <w:rPr>
-          <w:rFonts w:ascii="Charis SIL" w:hAnsi="Charis SIL" w:cs="Charis SIL"/>
-          <w:b/>
-          <w:sz w:val="20"/>
-        </w:rPr>
-        <w:lastRenderedPageBreak/>
+      <w:bookmarkStart w:id="4" w:name="_Hlk206167258"/>
+      <w:r>
+        <w:rPr>
+          <w:rFonts w:ascii="Charis SIL" w:hAnsi="Charis SIL" w:cs="Charis SIL"/>
+          <w:b/>
+          <w:sz w:val="20"/>
+        </w:rPr>
         <w:t xml:space="preserve">      </w:t>
       </w:r>
       <w:r>
@@ -2669,7 +2691,7 @@
         <w:tab/>
       </w:r>
     </w:p>
-    <w:bookmarkEnd w:id="3"/>
+    <w:bookmarkEnd w:id="4"/>
     <w:p>
       <w:pPr>
         <w:rPr>
@@ -2948,8 +2970,8 @@
           <w:rFonts w:ascii="Charis SIL" w:hAnsi="Charis SIL" w:cs="Charis SIL"/>
         </w:rPr>
       </w:pPr>
-      <w:bookmarkStart w:id="4" w:name="TERMS_AND_CONDITIONS:"/>
-      <w:bookmarkEnd w:id="4"/>
+      <w:bookmarkStart w:id="5" w:name="TERMS_AND_CONDITIONS:"/>
+      <w:bookmarkEnd w:id="5"/>
       <w:r>
         <w:rPr>
           <w:rFonts w:ascii="Charis SIL" w:hAnsi="Charis SIL" w:cs="Charis SIL"/>
@@ -5765,10 +5787,10 @@
         </w:rPr>
         <w:t>warranty.</w:t>
       </w:r>
-      <w:bookmarkStart w:id="5" w:name="Highlights_of_the_Solar_Grid_Power_Plant"/>
-      <w:bookmarkStart w:id="6" w:name="Note:_The_above_mentioned_data_will_be_a"/>
-      <w:bookmarkEnd w:id="5"/>
+      <w:bookmarkStart w:id="6" w:name="Highlights_of_the_Solar_Grid_Power_Plant"/>
+      <w:bookmarkStart w:id="7" w:name="Note:_The_above_mentioned_data_will_be_a"/>
       <w:bookmarkEnd w:id="6"/>
+      <w:bookmarkEnd w:id="7"/>
     </w:p>
     <w:p>
       <w:pPr>
@@ -6039,7 +6061,7 @@
           <w:b/>
         </w:rPr>
       </w:pPr>
-      <w:bookmarkStart w:id="7" w:name="_Hlk206167725"/>
+      <w:bookmarkStart w:id="8" w:name="_Hlk206167725"/>
       <w:r>
         <w:rPr>
           <w:rFonts w:ascii="Charis SIL" w:hAnsi="Charis SIL" w:cs="Charis SIL"/>
@@ -6131,8 +6153,6 @@
           </wp:inline>
         </w:drawing>
       </w:r>
-      <w:bookmarkStart w:id="8" w:name="_GoBack"/>
-      <w:bookmarkEnd w:id="8"/>
     </w:p>
     <w:p>
       <w:pPr>
@@ -6170,7 +6190,7 @@
         <w:t>)</w:t>
       </w:r>
     </w:p>
-    <w:bookmarkEnd w:id="7"/>
+    <w:bookmarkEnd w:id="8"/>
     <w:p>
       <w:pPr>
         <w:pStyle w:val="BodyText"/>
@@ -7042,7 +7062,7 @@
             </wp:anchor>
           </w:drawing>
         </mc:Choice>
-        <mc:Fallback xmlns:w16sdtfl="http://schemas.microsoft.com/office/word/2024/wordml/sdtformatlock" xmlns:w16sdtdh="http://schemas.microsoft.com/office/word/2020/wordml/sdtdatahash" xmlns:w16du="http://schemas.microsoft.com/office/word/2023/wordml/word16du" xmlns:w16="http://schemas.microsoft.com/office/word/2018/wordml" xmlns:w16cex="http://schemas.microsoft.com/office/word/2018/wordml/cex" xmlns:oel="http://schemas.microsoft.com/office/2019/extlst">
+        <mc:Fallback xmlns:oel="http://schemas.microsoft.com/office/2019/extlst" xmlns:w16cex="http://schemas.microsoft.com/office/word/2018/wordml/cex" xmlns:w16="http://schemas.microsoft.com/office/word/2018/wordml" xmlns:w16du="http://schemas.microsoft.com/office/word/2023/wordml/word16du" xmlns:w16sdtdh="http://schemas.microsoft.com/office/word/2020/wordml/sdtdatahash" xmlns:w16sdtfl="http://schemas.microsoft.com/office/word/2024/wordml/sdtformatlock">
           <w:pict>
             <v:rect w14:anchorId="060E2CF2" id="Rectangle 2" o:spid="_x0000_s1026" style="position:absolute;margin-left:0;margin-top:76.45pt;width:534pt;height:7.15pt;z-index:-15971840;visibility:visible;mso-wrap-style:square;mso-width-percent:0;mso-height-percent:0;mso-wrap-distance-left:9pt;mso-wrap-distance-top:0;mso-wrap-distance-right:9pt;mso-wrap-distance-bottom:0;mso-position-horizontal:center;mso-position-horizontal-relative:page;mso-position-vertical:absolute;mso-position-vertical-relative:page;mso-width-percent:0;mso-height-percent:0;mso-width-relative:page;mso-height-relative:page;v-text-anchor:top" o:gfxdata="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" fillcolor="#eb792c" stroked="f">
               <w10:wrap anchorx="page" anchory="page"/>
@@ -8470,7 +8490,7 @@
 </file>
 
 <file path=customXml/itemProps1.xml><?xml version="1.0" encoding="utf-8"?>
-<ds:datastoreItem xmlns:ds="http://schemas.openxmlformats.org/officeDocument/2006/customXml" ds:itemID="{792142D7-8096-4C50-B2AA-EE72E15F7365}">
+<ds:datastoreItem xmlns:ds="http://schemas.openxmlformats.org/officeDocument/2006/customXml" ds:itemID="{4BBA6B21-04CC-49AD-9A04-7E036A3E6C63}">
   <ds:schemaRefs>
     <ds:schemaRef ds:uri="http://schemas.openxmlformats.org/officeDocument/2006/bibliography"/>
   </ds:schemaRefs>
